--- a/docs/fiche_pheno_flo.docx
+++ b/docs/fiche_pheno_flo.docx
@@ -117,7 +117,7 @@
                     <a:graphicData uri="http://schemas.openxmlformats.org/drawingml/2006/picture">
                       <pic:pic>
                         <pic:nvPicPr>
-                          <pic:cNvPr descr="C:\PROGRA~1\RStudio\RESOUR~1\app\bin\quarto\share\formats\docx\warning.png" id="23" name="Picture"/>
+                          <pic:cNvPr descr="C:\Program Files\RStudio\resources\app\bin\quarto\share\formats\docx\warning.png" id="23" name="Picture"/>
                           <pic:cNvPicPr>
                             <a:picLocks noChangeArrowheads="1" noChangeAspect="1"/>
                           </pic:cNvPicPr>
